--- a/revision_joiv_20261012/03_reproductibilite/completion/final/JOIV_response_to_reviewers.docx
+++ b/revision_joiv_20261012/03_reproductibilite/completion/final/JOIV_response_to_reviewers.docx
@@ -450,7 +450,7 @@
         <w:jc w:val="both"/>
       </w:pPr>
       <w:r>
-        <w:t>The accompanying revision package contains the new Python scripts, verified derived tables, metadata, and figures. The existing Zenodo v1.0.0 archive (10.5281/zenodo.22287394) predates the revision and must not be represented as containing these new analyses. The original archive is retained unchanged. A new repository release and corresponding archive are needed to freeze the revised analysis publicly. The author should confirm the final release citation after depositing the supplied revision package. The current package includes the supplied cartographic/documentary files, original graph-function source hash, verified road-archive hash, 160 route comparisons, missing-path status and reproduction instructions. No synthetic distance from the earlier SIM-labelled file is used.</w:t>
+        <w:t>The revised code and derived results are publicly archived as v2.0.0 on Zenodo (https://doi.org/10.5281/zenodo.23389655), published on 15 October 2026 from GitHub commit 8a4a186: https://github.com/Nehemy29/rdc-urban-hubs-spatial-optimization/releases/tag/v2.0.0. The archive contains the revised Python scripts, tables, metadata, figures, supplied cartographic/documentary files, graph-function and road-archive source hashes, 160 route comparisons, missing-path status and reproduction instructions. No synthetic distance from the earlier SIM-labelled file is used. The original v1.0.0 archive has version-specific DOI 10.5281/zenodo.22287395; DOI 10.5281/zenodo.22287394 identifies all versions. The present submission documents add the confirmed archive citation after release; the archived calculations and v2.0.0 tag remain unchanged. Public archiving supports reproducibility and does not close the empirical-validation limitations discussed above.</w:t>
       </w:r>
     </w:p>
     <w:p>
